--- a/docs/developpement/phases/word/PHASE_66_REMETTRE_LE_STOCK_A_ZERO_SUPPRIMER_UN_EVENEMENT_A_VENIR.docx
+++ b/docs/developpement/phases/word/PHASE_66_REMETTRE_LE_STOCK_A_ZERO_SUPPRIMER_UN_EVENEMENT_A_VENIR.docx
@@ -20,7 +20,7 @@
       <w:r>
         <w:t xml:space="preserve">FlaiX Expert · dossier de développement · généré le 2026-10-19 depuis le dépôt </w:t>
       </w:r>
-      <w:hyperlink w:history="1" r:id="rIdjosqcmalor_nz0d9vuibg">
+      <w:hyperlink w:history="1" r:id="rIddcrzkbmevznju2a57lp69">
         <w:r>
           <w:rPr>
             <w:rStyle w:val="Hyperlink"/>
@@ -564,7 +564,7 @@
           <w:numId w:val="2"/>
         </w:numPr>
       </w:pPr>
-      <w:hyperlink w:history="1" r:id="rId7xxm3x5s5kol47glecqcs">
+      <w:hyperlink w:history="1" r:id="rIdovmcwwddce44krtz07itk">
         <w:r>
           <w:rPr>
             <w:rStyle w:val="Hyperlink"/>
@@ -584,7 +584,7 @@
           <w:numId w:val="2"/>
         </w:numPr>
       </w:pPr>
-      <w:hyperlink w:history="1" r:id="rIdsnyobde34m0ytdzmebldi">
+      <w:hyperlink w:history="1" r:id="rIdvt528eqt5z6vco8x9diq5">
         <w:r>
           <w:rPr>
             <w:rStyle w:val="Hyperlink"/>
@@ -604,7 +604,7 @@
           <w:numId w:val="2"/>
         </w:numPr>
       </w:pPr>
-      <w:hyperlink w:history="1" r:id="rIdplz5powuktce-yhwpnb-p">
+      <w:hyperlink w:history="1" r:id="rIdsat5muh4o5a1roip_zxmm">
         <w:r>
           <w:rPr>
             <w:rStyle w:val="Hyperlink"/>
@@ -652,7 +652,7 @@
       <w:r>
         <w:t xml:space="preserve"> — créé — </w:t>
       </w:r>
-      <w:hyperlink w:history="1" r:id="rIddkgdj2ocvywn6gf-fmle0">
+      <w:hyperlink w:history="1" r:id="rIdqgdlydlu0i4ewtarlnf3p">
         <w:r>
           <w:rPr>
             <w:rStyle w:val="Hyperlink"/>
@@ -689,7 +689,7 @@
       <w:r>
         <w:t xml:space="preserve"> — créé — </w:t>
       </w:r>
-      <w:hyperlink w:history="1" r:id="rIdgdpidkyib1eemnqngdkzj">
+      <w:hyperlink w:history="1" r:id="rIdvqwlxaz_7tjmqg8h5ffuc">
         <w:r>
           <w:rPr>
             <w:rStyle w:val="Hyperlink"/>
@@ -726,7 +726,7 @@
       <w:r>
         <w:t xml:space="preserve"> — modifié — </w:t>
       </w:r>
-      <w:hyperlink w:history="1" r:id="rIdu4bn-mruo5dmpsfoh-whq">
+      <w:hyperlink w:history="1" r:id="rIda_mwxctszolripnqotb1k">
         <w:r>
           <w:rPr>
             <w:rStyle w:val="Hyperlink"/>
@@ -763,7 +763,7 @@
       <w:r>
         <w:t xml:space="preserve"> — modifié — </w:t>
       </w:r>
-      <w:hyperlink w:history="1" r:id="rIdxatpiok4wtbe5ht1rdfsh">
+      <w:hyperlink w:history="1" r:id="rIdpqee6byw9r702xsbh80uu">
         <w:r>
           <w:rPr>
             <w:rStyle w:val="Hyperlink"/>
@@ -792,7 +792,7 @@
       <w:r>
         <w:t xml:space="preserve"> — modifié — </w:t>
       </w:r>
-      <w:hyperlink w:history="1" r:id="rId0hqdq1j5q26caqo1bdtel">
+      <w:hyperlink w:history="1" r:id="rIdljfbr1lj22ddpy4lqpol_">
         <w:r>
           <w:rPr>
             <w:rStyle w:val="Hyperlink"/>
@@ -821,7 +821,7 @@
       <w:r>
         <w:t xml:space="preserve"> — modifié — </w:t>
       </w:r>
-      <w:hyperlink w:history="1" r:id="rIdtrtjsazutfvff7_fl1xo7">
+      <w:hyperlink w:history="1" r:id="rIdit3jr-f8qedadzj8vdkbn">
         <w:r>
           <w:rPr>
             <w:rStyle w:val="Hyperlink"/>
@@ -858,7 +858,7 @@
       <w:r>
         <w:t xml:space="preserve"> — modifié — </w:t>
       </w:r>
-      <w:hyperlink w:history="1" r:id="rId1axyuq9zj8rxyw-q6zxcf">
+      <w:hyperlink w:history="1" r:id="rIdo08ciscnmfjyuqygkytvb">
         <w:r>
           <w:rPr>
             <w:rStyle w:val="Hyperlink"/>
@@ -887,7 +887,7 @@
       <w:r>
         <w:t xml:space="preserve"> — créé — </w:t>
       </w:r>
-      <w:hyperlink w:history="1" r:id="rIdtdj35ms_dnicom1bdt2zp">
+      <w:hyperlink w:history="1" r:id="rIdaegipzwjnj3oujpxh093i">
         <w:r>
           <w:rPr>
             <w:rStyle w:val="Hyperlink"/>
@@ -916,7 +916,7 @@
       <w:r>
         <w:t xml:space="preserve"> — créé — </w:t>
       </w:r>
-      <w:hyperlink w:history="1" r:id="rIdurjjszfxm5vrkdeefic-i">
+      <w:hyperlink w:history="1" r:id="rIdxfr3marhhgp7jnglqfvku">
         <w:r>
           <w:rPr>
             <w:rStyle w:val="Hyperlink"/>
@@ -945,7 +945,7 @@
       <w:r>
         <w:t xml:space="preserve"> — modifié — </w:t>
       </w:r>
-      <w:hyperlink w:history="1" r:id="rIddbxyldenbbg3qbzoefmos">
+      <w:hyperlink w:history="1" r:id="rIdtvinnquq1c1h2dohgmglr">
         <w:r>
           <w:rPr>
             <w:rStyle w:val="Hyperlink"/>

--- a/docs/developpement/phases/word/PHASE_66_REMETTRE_LE_STOCK_A_ZERO_SUPPRIMER_UN_EVENEMENT_A_VENIR.docx
+++ b/docs/developpement/phases/word/PHASE_66_REMETTRE_LE_STOCK_A_ZERO_SUPPRIMER_UN_EVENEMENT_A_VENIR.docx
@@ -20,7 +20,7 @@
       <w:r>
         <w:t xml:space="preserve">FlaiX Expert · dossier de développement · généré le 2026-10-19 depuis le dépôt </w:t>
       </w:r>
-      <w:hyperlink w:history="1" r:id="rIddcrzkbmevznju2a57lp69">
+      <w:hyperlink w:history="1" r:id="rIdhn1crkzqwfsgdmrzimjr7">
         <w:r>
           <w:rPr>
             <w:rStyle w:val="Hyperlink"/>
@@ -564,7 +564,7 @@
           <w:numId w:val="2"/>
         </w:numPr>
       </w:pPr>
-      <w:hyperlink w:history="1" r:id="rIdovmcwwddce44krtz07itk">
+      <w:hyperlink w:history="1" r:id="rIdm6jmuqzest-czepd6f0_e">
         <w:r>
           <w:rPr>
             <w:rStyle w:val="Hyperlink"/>
@@ -584,7 +584,7 @@
           <w:numId w:val="2"/>
         </w:numPr>
       </w:pPr>
-      <w:hyperlink w:history="1" r:id="rIdvt528eqt5z6vco8x9diq5">
+      <w:hyperlink w:history="1" r:id="rIdftfqpxt2-oo1ksvdtg1qf">
         <w:r>
           <w:rPr>
             <w:rStyle w:val="Hyperlink"/>
@@ -604,7 +604,7 @@
           <w:numId w:val="2"/>
         </w:numPr>
       </w:pPr>
-      <w:hyperlink w:history="1" r:id="rIdsat5muh4o5a1roip_zxmm">
+      <w:hyperlink w:history="1" r:id="rIduiuszhdkmylagi4evnk0y">
         <w:r>
           <w:rPr>
             <w:rStyle w:val="Hyperlink"/>
@@ -652,7 +652,7 @@
       <w:r>
         <w:t xml:space="preserve"> — créé — </w:t>
       </w:r>
-      <w:hyperlink w:history="1" r:id="rIdqgdlydlu0i4ewtarlnf3p">
+      <w:hyperlink w:history="1" r:id="rIdjzb0uld2tvqeewmn2prhp">
         <w:r>
           <w:rPr>
             <w:rStyle w:val="Hyperlink"/>
@@ -689,7 +689,7 @@
       <w:r>
         <w:t xml:space="preserve"> — créé — </w:t>
       </w:r>
-      <w:hyperlink w:history="1" r:id="rIdvqwlxaz_7tjmqg8h5ffuc">
+      <w:hyperlink w:history="1" r:id="rId6-8m-ta4sdflbni12ufs9">
         <w:r>
           <w:rPr>
             <w:rStyle w:val="Hyperlink"/>
@@ -726,7 +726,7 @@
       <w:r>
         <w:t xml:space="preserve"> — modifié — </w:t>
       </w:r>
-      <w:hyperlink w:history="1" r:id="rIda_mwxctszolripnqotb1k">
+      <w:hyperlink w:history="1" r:id="rIdtf_9p8b-zrd6fbsswbqgw">
         <w:r>
           <w:rPr>
             <w:rStyle w:val="Hyperlink"/>
@@ -763,7 +763,7 @@
       <w:r>
         <w:t xml:space="preserve"> — modifié — </w:t>
       </w:r>
-      <w:hyperlink w:history="1" r:id="rIdpqee6byw9r702xsbh80uu">
+      <w:hyperlink w:history="1" r:id="rIdffxtwbglge_h37bqvbws3">
         <w:r>
           <w:rPr>
             <w:rStyle w:val="Hyperlink"/>
@@ -792,7 +792,7 @@
       <w:r>
         <w:t xml:space="preserve"> — modifié — </w:t>
       </w:r>
-      <w:hyperlink w:history="1" r:id="rIdljfbr1lj22ddpy4lqpol_">
+      <w:hyperlink w:history="1" r:id="rIdrtffomdnoqzxodrmti6i0">
         <w:r>
           <w:rPr>
             <w:rStyle w:val="Hyperlink"/>
@@ -821,7 +821,7 @@
       <w:r>
         <w:t xml:space="preserve"> — modifié — </w:t>
       </w:r>
-      <w:hyperlink w:history="1" r:id="rIdit3jr-f8qedadzj8vdkbn">
+      <w:hyperlink w:history="1" r:id="rIdlsarnb3tp2snwodnagkfr">
         <w:r>
           <w:rPr>
             <w:rStyle w:val="Hyperlink"/>
@@ -858,7 +858,7 @@
       <w:r>
         <w:t xml:space="preserve"> — modifié — </w:t>
       </w:r>
-      <w:hyperlink w:history="1" r:id="rIdo08ciscnmfjyuqygkytvb">
+      <w:hyperlink w:history="1" r:id="rIdmmyanlyzxnshfrf1l14c3">
         <w:r>
           <w:rPr>
             <w:rStyle w:val="Hyperlink"/>
@@ -887,7 +887,7 @@
       <w:r>
         <w:t xml:space="preserve"> — créé — </w:t>
       </w:r>
-      <w:hyperlink w:history="1" r:id="rIdaegipzwjnj3oujpxh093i">
+      <w:hyperlink w:history="1" r:id="rId3_pnyk6e4mjx6mxwixdfr">
         <w:r>
           <w:rPr>
             <w:rStyle w:val="Hyperlink"/>
@@ -916,7 +916,7 @@
       <w:r>
         <w:t xml:space="preserve"> — créé — </w:t>
       </w:r>
-      <w:hyperlink w:history="1" r:id="rIdxfr3marhhgp7jnglqfvku">
+      <w:hyperlink w:history="1" r:id="rIdmsqpcjekyt-f6loah2vb7">
         <w:r>
           <w:rPr>
             <w:rStyle w:val="Hyperlink"/>
@@ -945,7 +945,7 @@
       <w:r>
         <w:t xml:space="preserve"> — modifié — </w:t>
       </w:r>
-      <w:hyperlink w:history="1" r:id="rIdtvinnquq1c1h2dohgmglr">
+      <w:hyperlink w:history="1" r:id="rIdoaiqqgmzefdslsps7xsh3">
         <w:r>
           <w:rPr>
             <w:rStyle w:val="Hyperlink"/>

--- a/docs/developpement/phases/word/PHASE_66_REMETTRE_LE_STOCK_A_ZERO_SUPPRIMER_UN_EVENEMENT_A_VENIR.docx
+++ b/docs/developpement/phases/word/PHASE_66_REMETTRE_LE_STOCK_A_ZERO_SUPPRIMER_UN_EVENEMENT_A_VENIR.docx
@@ -20,7 +20,7 @@
       <w:r>
         <w:t xml:space="preserve">FlaiX Expert · dossier de développement · généré le 2026-10-19 depuis le dépôt </w:t>
       </w:r>
-      <w:hyperlink w:history="1" r:id="rIdhn1crkzqwfsgdmrzimjr7">
+      <w:hyperlink w:history="1" r:id="rId9dcssy4dzdihdqf9w5eb8">
         <w:r>
           <w:rPr>
             <w:rStyle w:val="Hyperlink"/>
@@ -564,7 +564,7 @@
           <w:numId w:val="2"/>
         </w:numPr>
       </w:pPr>
-      <w:hyperlink w:history="1" r:id="rIdm6jmuqzest-czepd6f0_e">
+      <w:hyperlink w:history="1" r:id="rIdrbgzlsxlabh8-tyvy_weo">
         <w:r>
           <w:rPr>
             <w:rStyle w:val="Hyperlink"/>
@@ -584,7 +584,7 @@
           <w:numId w:val="2"/>
         </w:numPr>
       </w:pPr>
-      <w:hyperlink w:history="1" r:id="rIdftfqpxt2-oo1ksvdtg1qf">
+      <w:hyperlink w:history="1" r:id="rIdckszfz_hlun0twqloxkpr">
         <w:r>
           <w:rPr>
             <w:rStyle w:val="Hyperlink"/>
@@ -604,7 +604,7 @@
           <w:numId w:val="2"/>
         </w:numPr>
       </w:pPr>
-      <w:hyperlink w:history="1" r:id="rIduiuszhdkmylagi4evnk0y">
+      <w:hyperlink w:history="1" r:id="rIdvwlkauz3oplit9etbuwqd">
         <w:r>
           <w:rPr>
             <w:rStyle w:val="Hyperlink"/>
@@ -652,7 +652,7 @@
       <w:r>
         <w:t xml:space="preserve"> — créé — </w:t>
       </w:r>
-      <w:hyperlink w:history="1" r:id="rIdjzb0uld2tvqeewmn2prhp">
+      <w:hyperlink w:history="1" r:id="rIdxpipwqk5iht7jdzh7t2dj">
         <w:r>
           <w:rPr>
             <w:rStyle w:val="Hyperlink"/>
@@ -689,7 +689,7 @@
       <w:r>
         <w:t xml:space="preserve"> — créé — </w:t>
       </w:r>
-      <w:hyperlink w:history="1" r:id="rId6-8m-ta4sdflbni12ufs9">
+      <w:hyperlink w:history="1" r:id="rIdxxx_zynvkz0c7wnakddzl">
         <w:r>
           <w:rPr>
             <w:rStyle w:val="Hyperlink"/>
@@ -726,7 +726,7 @@
       <w:r>
         <w:t xml:space="preserve"> — modifié — </w:t>
       </w:r>
-      <w:hyperlink w:history="1" r:id="rIdtf_9p8b-zrd6fbsswbqgw">
+      <w:hyperlink w:history="1" r:id="rIdi_6ypjvytuqoxehm7nuh_">
         <w:r>
           <w:rPr>
             <w:rStyle w:val="Hyperlink"/>
@@ -763,7 +763,7 @@
       <w:r>
         <w:t xml:space="preserve"> — modifié — </w:t>
       </w:r>
-      <w:hyperlink w:history="1" r:id="rIdffxtwbglge_h37bqvbws3">
+      <w:hyperlink w:history="1" r:id="rId0j7lusxlplvv73cs30jlk">
         <w:r>
           <w:rPr>
             <w:rStyle w:val="Hyperlink"/>
@@ -792,7 +792,7 @@
       <w:r>
         <w:t xml:space="preserve"> — modifié — </w:t>
       </w:r>
-      <w:hyperlink w:history="1" r:id="rIdrtffomdnoqzxodrmti6i0">
+      <w:hyperlink w:history="1" r:id="rIdnzpsh30qbjuifa57fngmd">
         <w:r>
           <w:rPr>
             <w:rStyle w:val="Hyperlink"/>
@@ -821,7 +821,7 @@
       <w:r>
         <w:t xml:space="preserve"> — modifié — </w:t>
       </w:r>
-      <w:hyperlink w:history="1" r:id="rIdlsarnb3tp2snwodnagkfr">
+      <w:hyperlink w:history="1" r:id="rId7upg_mixomnvt0qfdjm8l">
         <w:r>
           <w:rPr>
             <w:rStyle w:val="Hyperlink"/>
@@ -858,7 +858,7 @@
       <w:r>
         <w:t xml:space="preserve"> — modifié — </w:t>
       </w:r>
-      <w:hyperlink w:history="1" r:id="rIdmmyanlyzxnshfrf1l14c3">
+      <w:hyperlink w:history="1" r:id="rIdm7s7oa9lad14kyvhwt5wh">
         <w:r>
           <w:rPr>
             <w:rStyle w:val="Hyperlink"/>
@@ -887,7 +887,7 @@
       <w:r>
         <w:t xml:space="preserve"> — créé — </w:t>
       </w:r>
-      <w:hyperlink w:history="1" r:id="rId3_pnyk6e4mjx6mxwixdfr">
+      <w:hyperlink w:history="1" r:id="rIdmbkxtmqlljq0dpnk4phr9">
         <w:r>
           <w:rPr>
             <w:rStyle w:val="Hyperlink"/>
@@ -916,7 +916,7 @@
       <w:r>
         <w:t xml:space="preserve"> — créé — </w:t>
       </w:r>
-      <w:hyperlink w:history="1" r:id="rIdmsqpcjekyt-f6loah2vb7">
+      <w:hyperlink w:history="1" r:id="rIduueodlfdtnynbb4fma8dg">
         <w:r>
           <w:rPr>
             <w:rStyle w:val="Hyperlink"/>
@@ -945,7 +945,7 @@
       <w:r>
         <w:t xml:space="preserve"> — modifié — </w:t>
       </w:r>
-      <w:hyperlink w:history="1" r:id="rIdoaiqqgmzefdslsps7xsh3">
+      <w:hyperlink w:history="1" r:id="rIdrvixit053fj_uq0zvcrp3">
         <w:r>
           <w:rPr>
             <w:rStyle w:val="Hyperlink"/>

--- a/docs/developpement/phases/word/PHASE_66_REMETTRE_LE_STOCK_A_ZERO_SUPPRIMER_UN_EVENEMENT_A_VENIR.docx
+++ b/docs/developpement/phases/word/PHASE_66_REMETTRE_LE_STOCK_A_ZERO_SUPPRIMER_UN_EVENEMENT_A_VENIR.docx
@@ -20,7 +20,7 @@
       <w:r>
         <w:t xml:space="preserve">FlaiX Expert · dossier de développement · généré le 2026-10-19 depuis le dépôt </w:t>
       </w:r>
-      <w:hyperlink w:history="1" r:id="rId9dcssy4dzdihdqf9w5eb8">
+      <w:hyperlink w:history="1" r:id="rIdop7ru3hi2ujoewyt1nav1">
         <w:r>
           <w:rPr>
             <w:rStyle w:val="Hyperlink"/>
@@ -564,7 +564,7 @@
           <w:numId w:val="2"/>
         </w:numPr>
       </w:pPr>
-      <w:hyperlink w:history="1" r:id="rIdrbgzlsxlabh8-tyvy_weo">
+      <w:hyperlink w:history="1" r:id="rIdqtah1cw92ohaf3ruxnskm">
         <w:r>
           <w:rPr>
             <w:rStyle w:val="Hyperlink"/>
@@ -584,7 +584,7 @@
           <w:numId w:val="2"/>
         </w:numPr>
       </w:pPr>
-      <w:hyperlink w:history="1" r:id="rIdckszfz_hlun0twqloxkpr">
+      <w:hyperlink w:history="1" r:id="rIddzdtsgr0zgm3ullb6nbyc">
         <w:r>
           <w:rPr>
             <w:rStyle w:val="Hyperlink"/>
@@ -604,7 +604,7 @@
           <w:numId w:val="2"/>
         </w:numPr>
       </w:pPr>
-      <w:hyperlink w:history="1" r:id="rIdvwlkauz3oplit9etbuwqd">
+      <w:hyperlink w:history="1" r:id="rIdujvmvlf966hehqmqlonpu">
         <w:r>
           <w:rPr>
             <w:rStyle w:val="Hyperlink"/>
@@ -652,7 +652,7 @@
       <w:r>
         <w:t xml:space="preserve"> — créé — </w:t>
       </w:r>
-      <w:hyperlink w:history="1" r:id="rIdxpipwqk5iht7jdzh7t2dj">
+      <w:hyperlink w:history="1" r:id="rIdobhyt2wkhfsun1mxf4kwr">
         <w:r>
           <w:rPr>
             <w:rStyle w:val="Hyperlink"/>
@@ -689,7 +689,7 @@
       <w:r>
         <w:t xml:space="preserve"> — créé — </w:t>
       </w:r>
-      <w:hyperlink w:history="1" r:id="rIdxxx_zynvkz0c7wnakddzl">
+      <w:hyperlink w:history="1" r:id="rIddtguzjdysz5rxcbq6invl">
         <w:r>
           <w:rPr>
             <w:rStyle w:val="Hyperlink"/>
@@ -726,7 +726,7 @@
       <w:r>
         <w:t xml:space="preserve"> — modifié — </w:t>
       </w:r>
-      <w:hyperlink w:history="1" r:id="rIdi_6ypjvytuqoxehm7nuh_">
+      <w:hyperlink w:history="1" r:id="rIdgmpnn4lymqgnvtp9xpkgr">
         <w:r>
           <w:rPr>
             <w:rStyle w:val="Hyperlink"/>
@@ -763,7 +763,7 @@
       <w:r>
         <w:t xml:space="preserve"> — modifié — </w:t>
       </w:r>
-      <w:hyperlink w:history="1" r:id="rId0j7lusxlplvv73cs30jlk">
+      <w:hyperlink w:history="1" r:id="rIdk1zu2hsdg0tbryln-o6i-">
         <w:r>
           <w:rPr>
             <w:rStyle w:val="Hyperlink"/>
@@ -792,7 +792,7 @@
       <w:r>
         <w:t xml:space="preserve"> — modifié — </w:t>
       </w:r>
-      <w:hyperlink w:history="1" r:id="rIdnzpsh30qbjuifa57fngmd">
+      <w:hyperlink w:history="1" r:id="rIdapcpwja3qrkbiyxjwemh2">
         <w:r>
           <w:rPr>
             <w:rStyle w:val="Hyperlink"/>
@@ -821,7 +821,7 @@
       <w:r>
         <w:t xml:space="preserve"> — modifié — </w:t>
       </w:r>
-      <w:hyperlink w:history="1" r:id="rId7upg_mixomnvt0qfdjm8l">
+      <w:hyperlink w:history="1" r:id="rIdciunblc_gikzcksbcpg2l">
         <w:r>
           <w:rPr>
             <w:rStyle w:val="Hyperlink"/>
@@ -858,7 +858,7 @@
       <w:r>
         <w:t xml:space="preserve"> — modifié — </w:t>
       </w:r>
-      <w:hyperlink w:history="1" r:id="rIdm7s7oa9lad14kyvhwt5wh">
+      <w:hyperlink w:history="1" r:id="rIdjvqpqcuvpbs3utiry1hue">
         <w:r>
           <w:rPr>
             <w:rStyle w:val="Hyperlink"/>
@@ -887,7 +887,7 @@
       <w:r>
         <w:t xml:space="preserve"> — créé — </w:t>
       </w:r>
-      <w:hyperlink w:history="1" r:id="rIdmbkxtmqlljq0dpnk4phr9">
+      <w:hyperlink w:history="1" r:id="rIdpthi7h3zfrbrkhhxvgu1m">
         <w:r>
           <w:rPr>
             <w:rStyle w:val="Hyperlink"/>
@@ -916,7 +916,7 @@
       <w:r>
         <w:t xml:space="preserve"> — créé — </w:t>
       </w:r>
-      <w:hyperlink w:history="1" r:id="rIduueodlfdtnynbb4fma8dg">
+      <w:hyperlink w:history="1" r:id="rIdhkhpdkampwib8saecemvu">
         <w:r>
           <w:rPr>
             <w:rStyle w:val="Hyperlink"/>
@@ -945,7 +945,7 @@
       <w:r>
         <w:t xml:space="preserve"> — modifié — </w:t>
       </w:r>
-      <w:hyperlink w:history="1" r:id="rIdrvixit053fj_uq0zvcrp3">
+      <w:hyperlink w:history="1" r:id="rIdgi6ocujtn2cwbxfwgtch8">
         <w:r>
           <w:rPr>
             <w:rStyle w:val="Hyperlink"/>

--- a/docs/developpement/phases/word/PHASE_66_REMETTRE_LE_STOCK_A_ZERO_SUPPRIMER_UN_EVENEMENT_A_VENIR.docx
+++ b/docs/developpement/phases/word/PHASE_66_REMETTRE_LE_STOCK_A_ZERO_SUPPRIMER_UN_EVENEMENT_A_VENIR.docx
@@ -18,9 +18,9 @@
         <w:shd w:fill="F6F3FF" w:color="auto" w:val="clear"/>
       </w:pPr>
       <w:r>
-        <w:t xml:space="preserve">FlaiX Expert · dossier de développement · généré le 2026-10-19 depuis le dépôt </w:t>
-      </w:r>
-      <w:hyperlink w:history="1" r:id="rIdop7ru3hi2ujoewyt1nav1">
+        <w:t xml:space="preserve">FlaiX Expert · dossier de développement · généré le 2026-10-21 depuis le dépôt </w:t>
+      </w:r>
+      <w:hyperlink w:history="1" r:id="rIdwmktzz-zyujlqjou8-3np">
         <w:r>
           <w:rPr>
             <w:rStyle w:val="Hyperlink"/>
@@ -564,7 +564,7 @@
           <w:numId w:val="2"/>
         </w:numPr>
       </w:pPr>
-      <w:hyperlink w:history="1" r:id="rIdqtah1cw92ohaf3ruxnskm">
+      <w:hyperlink w:history="1" r:id="rIdhbahj182mr6oj1o2q49yi">
         <w:r>
           <w:rPr>
             <w:rStyle w:val="Hyperlink"/>
@@ -584,7 +584,7 @@
           <w:numId w:val="2"/>
         </w:numPr>
       </w:pPr>
-      <w:hyperlink w:history="1" r:id="rIddzdtsgr0zgm3ullb6nbyc">
+      <w:hyperlink w:history="1" r:id="rIdctg1nyk_ljjtfffw8xmtq">
         <w:r>
           <w:rPr>
             <w:rStyle w:val="Hyperlink"/>
@@ -604,7 +604,7 @@
           <w:numId w:val="2"/>
         </w:numPr>
       </w:pPr>
-      <w:hyperlink w:history="1" r:id="rIdujvmvlf966hehqmqlonpu">
+      <w:hyperlink w:history="1" r:id="rIdlkrkf8edbr_tc6eura800">
         <w:r>
           <w:rPr>
             <w:rStyle w:val="Hyperlink"/>
@@ -652,7 +652,7 @@
       <w:r>
         <w:t xml:space="preserve"> — créé — </w:t>
       </w:r>
-      <w:hyperlink w:history="1" r:id="rIdobhyt2wkhfsun1mxf4kwr">
+      <w:hyperlink w:history="1" r:id="rIdl079rcb7dr3hbxvmnmm6p">
         <w:r>
           <w:rPr>
             <w:rStyle w:val="Hyperlink"/>
@@ -689,7 +689,7 @@
       <w:r>
         <w:t xml:space="preserve"> — créé — </w:t>
       </w:r>
-      <w:hyperlink w:history="1" r:id="rIddtguzjdysz5rxcbq6invl">
+      <w:hyperlink w:history="1" r:id="rIdgkqigfhymz6eirviap5ik">
         <w:r>
           <w:rPr>
             <w:rStyle w:val="Hyperlink"/>
@@ -726,7 +726,7 @@
       <w:r>
         <w:t xml:space="preserve"> — modifié — </w:t>
       </w:r>
-      <w:hyperlink w:history="1" r:id="rIdgmpnn4lymqgnvtp9xpkgr">
+      <w:hyperlink w:history="1" r:id="rIdxrjot0k3r7torj725f2se">
         <w:r>
           <w:rPr>
             <w:rStyle w:val="Hyperlink"/>
@@ -763,7 +763,7 @@
       <w:r>
         <w:t xml:space="preserve"> — modifié — </w:t>
       </w:r>
-      <w:hyperlink w:history="1" r:id="rIdk1zu2hsdg0tbryln-o6i-">
+      <w:hyperlink w:history="1" r:id="rIdr94uztqwgf9n3k_rpwbej">
         <w:r>
           <w:rPr>
             <w:rStyle w:val="Hyperlink"/>
@@ -792,7 +792,7 @@
       <w:r>
         <w:t xml:space="preserve"> — modifié — </w:t>
       </w:r>
-      <w:hyperlink w:history="1" r:id="rIdapcpwja3qrkbiyxjwemh2">
+      <w:hyperlink w:history="1" r:id="rIdwgqd731_4rswxdrsbu5b1">
         <w:r>
           <w:rPr>
             <w:rStyle w:val="Hyperlink"/>
@@ -821,7 +821,7 @@
       <w:r>
         <w:t xml:space="preserve"> — modifié — </w:t>
       </w:r>
-      <w:hyperlink w:history="1" r:id="rIdciunblc_gikzcksbcpg2l">
+      <w:hyperlink w:history="1" r:id="rIdjta7iow_czqdwxq4j_cat">
         <w:r>
           <w:rPr>
             <w:rStyle w:val="Hyperlink"/>
@@ -858,7 +858,7 @@
       <w:r>
         <w:t xml:space="preserve"> — modifié — </w:t>
       </w:r>
-      <w:hyperlink w:history="1" r:id="rIdjvqpqcuvpbs3utiry1hue">
+      <w:hyperlink w:history="1" r:id="rIdbfino5jdeoqdlbn4_xesh">
         <w:r>
           <w:rPr>
             <w:rStyle w:val="Hyperlink"/>
@@ -887,7 +887,7 @@
       <w:r>
         <w:t xml:space="preserve"> — créé — </w:t>
       </w:r>
-      <w:hyperlink w:history="1" r:id="rIdpthi7h3zfrbrkhhxvgu1m">
+      <w:hyperlink w:history="1" r:id="rIdsmzdpnvx6mzqiv6kgy4rk">
         <w:r>
           <w:rPr>
             <w:rStyle w:val="Hyperlink"/>
@@ -916,7 +916,7 @@
       <w:r>
         <w:t xml:space="preserve"> — créé — </w:t>
       </w:r>
-      <w:hyperlink w:history="1" r:id="rIdhkhpdkampwib8saecemvu">
+      <w:hyperlink w:history="1" r:id="rId5x24q42bf6321y-_7nvdm">
         <w:r>
           <w:rPr>
             <w:rStyle w:val="Hyperlink"/>
@@ -945,7 +945,7 @@
       <w:r>
         <w:t xml:space="preserve"> — modifié — </w:t>
       </w:r>
-      <w:hyperlink w:history="1" r:id="rIdgi6ocujtn2cwbxfwgtch8">
+      <w:hyperlink w:history="1" r:id="rId5wlfh2fxbiqhvjc8cghvo">
         <w:r>
           <w:rPr>
             <w:rStyle w:val="Hyperlink"/>

--- a/docs/developpement/phases/word/PHASE_66_REMETTRE_LE_STOCK_A_ZERO_SUPPRIMER_UN_EVENEMENT_A_VENIR.docx
+++ b/docs/developpement/phases/word/PHASE_66_REMETTRE_LE_STOCK_A_ZERO_SUPPRIMER_UN_EVENEMENT_A_VENIR.docx
@@ -20,7 +20,7 @@
       <w:r>
         <w:t xml:space="preserve">FlaiX Expert · dossier de développement · généré le 2026-10-21 depuis le dépôt </w:t>
       </w:r>
-      <w:hyperlink w:history="1" r:id="rIdwmktzz-zyujlqjou8-3np">
+      <w:hyperlink w:history="1" r:id="rIdojegwvqeqyamgxvgltjkg">
         <w:r>
           <w:rPr>
             <w:rStyle w:val="Hyperlink"/>
@@ -564,7 +564,7 @@
           <w:numId w:val="2"/>
         </w:numPr>
       </w:pPr>
-      <w:hyperlink w:history="1" r:id="rIdhbahj182mr6oj1o2q49yi">
+      <w:hyperlink w:history="1" r:id="rIdsfirxuerfvvk_rnfkl0i9">
         <w:r>
           <w:rPr>
             <w:rStyle w:val="Hyperlink"/>
@@ -584,7 +584,7 @@
           <w:numId w:val="2"/>
         </w:numPr>
       </w:pPr>
-      <w:hyperlink w:history="1" r:id="rIdctg1nyk_ljjtfffw8xmtq">
+      <w:hyperlink w:history="1" r:id="rIduhp01zk0sq9ny7wsgpyoy">
         <w:r>
           <w:rPr>
             <w:rStyle w:val="Hyperlink"/>
@@ -604,7 +604,7 @@
           <w:numId w:val="2"/>
         </w:numPr>
       </w:pPr>
-      <w:hyperlink w:history="1" r:id="rIdlkrkf8edbr_tc6eura800">
+      <w:hyperlink w:history="1" r:id="rIdh2jfgcvuu-guujb8s6mdv">
         <w:r>
           <w:rPr>
             <w:rStyle w:val="Hyperlink"/>
@@ -652,7 +652,7 @@
       <w:r>
         <w:t xml:space="preserve"> — créé — </w:t>
       </w:r>
-      <w:hyperlink w:history="1" r:id="rIdl079rcb7dr3hbxvmnmm6p">
+      <w:hyperlink w:history="1" r:id="rId88svf64lwsf-q2thkmggb">
         <w:r>
           <w:rPr>
             <w:rStyle w:val="Hyperlink"/>
@@ -689,7 +689,7 @@
       <w:r>
         <w:t xml:space="preserve"> — créé — </w:t>
       </w:r>
-      <w:hyperlink w:history="1" r:id="rIdgkqigfhymz6eirviap5ik">
+      <w:hyperlink w:history="1" r:id="rIdntejtrroaqqwizlfu6nhv">
         <w:r>
           <w:rPr>
             <w:rStyle w:val="Hyperlink"/>
@@ -726,7 +726,7 @@
       <w:r>
         <w:t xml:space="preserve"> — modifié — </w:t>
       </w:r>
-      <w:hyperlink w:history="1" r:id="rIdxrjot0k3r7torj725f2se">
+      <w:hyperlink w:history="1" r:id="rIdibhwx5b07gjeaqveazddk">
         <w:r>
           <w:rPr>
             <w:rStyle w:val="Hyperlink"/>
@@ -763,7 +763,7 @@
       <w:r>
         <w:t xml:space="preserve"> — modifié — </w:t>
       </w:r>
-      <w:hyperlink w:history="1" r:id="rIdr94uztqwgf9n3k_rpwbej">
+      <w:hyperlink w:history="1" r:id="rId8ueoorcs7g_gck_s9a30c">
         <w:r>
           <w:rPr>
             <w:rStyle w:val="Hyperlink"/>
@@ -792,7 +792,7 @@
       <w:r>
         <w:t xml:space="preserve"> — modifié — </w:t>
       </w:r>
-      <w:hyperlink w:history="1" r:id="rIdwgqd731_4rswxdrsbu5b1">
+      <w:hyperlink w:history="1" r:id="rIduhs7lqfqgadsqn1ibtqmq">
         <w:r>
           <w:rPr>
             <w:rStyle w:val="Hyperlink"/>
@@ -821,7 +821,7 @@
       <w:r>
         <w:t xml:space="preserve"> — modifié — </w:t>
       </w:r>
-      <w:hyperlink w:history="1" r:id="rIdjta7iow_czqdwxq4j_cat">
+      <w:hyperlink w:history="1" r:id="rId0jnkk9n1swa_ovktbvlo2">
         <w:r>
           <w:rPr>
             <w:rStyle w:val="Hyperlink"/>
@@ -858,7 +858,7 @@
       <w:r>
         <w:t xml:space="preserve"> — modifié — </w:t>
       </w:r>
-      <w:hyperlink w:history="1" r:id="rIdbfino5jdeoqdlbn4_xesh">
+      <w:hyperlink w:history="1" r:id="rIdli4gf1qp51omp2ucze1j8">
         <w:r>
           <w:rPr>
             <w:rStyle w:val="Hyperlink"/>
@@ -887,7 +887,7 @@
       <w:r>
         <w:t xml:space="preserve"> — créé — </w:t>
       </w:r>
-      <w:hyperlink w:history="1" r:id="rIdsmzdpnvx6mzqiv6kgy4rk">
+      <w:hyperlink w:history="1" r:id="rIdci5v9mkqgr4nkkyahzg_o">
         <w:r>
           <w:rPr>
             <w:rStyle w:val="Hyperlink"/>
@@ -916,7 +916,7 @@
       <w:r>
         <w:t xml:space="preserve"> — créé — </w:t>
       </w:r>
-      <w:hyperlink w:history="1" r:id="rId5x24q42bf6321y-_7nvdm">
+      <w:hyperlink w:history="1" r:id="rId0yajwxesiws-geu0tzd7a">
         <w:r>
           <w:rPr>
             <w:rStyle w:val="Hyperlink"/>
@@ -945,7 +945,7 @@
       <w:r>
         <w:t xml:space="preserve"> — modifié — </w:t>
       </w:r>
-      <w:hyperlink w:history="1" r:id="rId5wlfh2fxbiqhvjc8cghvo">
+      <w:hyperlink w:history="1" r:id="rIdhpnb5fs5shz7cytebtw_2">
         <w:r>
           <w:rPr>
             <w:rStyle w:val="Hyperlink"/>

--- a/docs/developpement/phases/word/PHASE_66_REMETTRE_LE_STOCK_A_ZERO_SUPPRIMER_UN_EVENEMENT_A_VENIR.docx
+++ b/docs/developpement/phases/word/PHASE_66_REMETTRE_LE_STOCK_A_ZERO_SUPPRIMER_UN_EVENEMENT_A_VENIR.docx
@@ -18,9 +18,9 @@
         <w:shd w:fill="F6F3FF" w:color="auto" w:val="clear"/>
       </w:pPr>
       <w:r>
-        <w:t xml:space="preserve">FlaiX Expert · dossier de développement · généré le 2026-10-21 depuis le dépôt </w:t>
-      </w:r>
-      <w:hyperlink w:history="1" r:id="rIdojegwvqeqyamgxvgltjkg">
+        <w:t xml:space="preserve">FlaiX Expert · dossier de développement · généré le 2026-10-23 depuis le dépôt </w:t>
+      </w:r>
+      <w:hyperlink w:history="1" r:id="rIdar8jgm4n4gazglsorc7a3">
         <w:r>
           <w:rPr>
             <w:rStyle w:val="Hyperlink"/>
@@ -564,7 +564,7 @@
           <w:numId w:val="2"/>
         </w:numPr>
       </w:pPr>
-      <w:hyperlink w:history="1" r:id="rIdsfirxuerfvvk_rnfkl0i9">
+      <w:hyperlink w:history="1" r:id="rId8szm2pe5clxdhgrodmjns">
         <w:r>
           <w:rPr>
             <w:rStyle w:val="Hyperlink"/>
@@ -584,7 +584,7 @@
           <w:numId w:val="2"/>
         </w:numPr>
       </w:pPr>
-      <w:hyperlink w:history="1" r:id="rIduhp01zk0sq9ny7wsgpyoy">
+      <w:hyperlink w:history="1" r:id="rIdttn6onq6hwnetnzsa4wm3">
         <w:r>
           <w:rPr>
             <w:rStyle w:val="Hyperlink"/>
@@ -604,7 +604,7 @@
           <w:numId w:val="2"/>
         </w:numPr>
       </w:pPr>
-      <w:hyperlink w:history="1" r:id="rIdh2jfgcvuu-guujb8s6mdv">
+      <w:hyperlink w:history="1" r:id="rIdvi8ixc0tnx7ivob_jwspu">
         <w:r>
           <w:rPr>
             <w:rStyle w:val="Hyperlink"/>
@@ -652,7 +652,7 @@
       <w:r>
         <w:t xml:space="preserve"> — créé — </w:t>
       </w:r>
-      <w:hyperlink w:history="1" r:id="rId88svf64lwsf-q2thkmggb">
+      <w:hyperlink w:history="1" r:id="rIdzfbkkn5oaq8kq9su65dee">
         <w:r>
           <w:rPr>
             <w:rStyle w:val="Hyperlink"/>
@@ -689,7 +689,7 @@
       <w:r>
         <w:t xml:space="preserve"> — créé — </w:t>
       </w:r>
-      <w:hyperlink w:history="1" r:id="rIdntejtrroaqqwizlfu6nhv">
+      <w:hyperlink w:history="1" r:id="rIdefnoou3vppzbms6zbf1g2">
         <w:r>
           <w:rPr>
             <w:rStyle w:val="Hyperlink"/>
@@ -726,7 +726,7 @@
       <w:r>
         <w:t xml:space="preserve"> — modifié — </w:t>
       </w:r>
-      <w:hyperlink w:history="1" r:id="rIdibhwx5b07gjeaqveazddk">
+      <w:hyperlink w:history="1" r:id="rIdtdnbt-gcfpqolw4dhupwc">
         <w:r>
           <w:rPr>
             <w:rStyle w:val="Hyperlink"/>
@@ -763,7 +763,7 @@
       <w:r>
         <w:t xml:space="preserve"> — modifié — </w:t>
       </w:r>
-      <w:hyperlink w:history="1" r:id="rId8ueoorcs7g_gck_s9a30c">
+      <w:hyperlink w:history="1" r:id="rId9a5k6iuoe13ck2m1qpzxu">
         <w:r>
           <w:rPr>
             <w:rStyle w:val="Hyperlink"/>
@@ -792,7 +792,7 @@
       <w:r>
         <w:t xml:space="preserve"> — modifié — </w:t>
       </w:r>
-      <w:hyperlink w:history="1" r:id="rIduhs7lqfqgadsqn1ibtqmq">
+      <w:hyperlink w:history="1" r:id="rIdisjc9suj71w7tg1fv8k_i">
         <w:r>
           <w:rPr>
             <w:rStyle w:val="Hyperlink"/>
@@ -821,7 +821,7 @@
       <w:r>
         <w:t xml:space="preserve"> — modifié — </w:t>
       </w:r>
-      <w:hyperlink w:history="1" r:id="rId0jnkk9n1swa_ovktbvlo2">
+      <w:hyperlink w:history="1" r:id="rId8kldjb4fl6fz0sqhowwl7">
         <w:r>
           <w:rPr>
             <w:rStyle w:val="Hyperlink"/>
@@ -858,7 +858,7 @@
       <w:r>
         <w:t xml:space="preserve"> — modifié — </w:t>
       </w:r>
-      <w:hyperlink w:history="1" r:id="rIdli4gf1qp51omp2ucze1j8">
+      <w:hyperlink w:history="1" r:id="rIdifmbijnfpkbao8orfgj4v">
         <w:r>
           <w:rPr>
             <w:rStyle w:val="Hyperlink"/>
@@ -887,7 +887,7 @@
       <w:r>
         <w:t xml:space="preserve"> — créé — </w:t>
       </w:r>
-      <w:hyperlink w:history="1" r:id="rIdci5v9mkqgr4nkkyahzg_o">
+      <w:hyperlink w:history="1" r:id="rIdqmh-veyvh3ol47_v23y6z">
         <w:r>
           <w:rPr>
             <w:rStyle w:val="Hyperlink"/>
@@ -916,7 +916,7 @@
       <w:r>
         <w:t xml:space="preserve"> — créé — </w:t>
       </w:r>
-      <w:hyperlink w:history="1" r:id="rId0yajwxesiws-geu0tzd7a">
+      <w:hyperlink w:history="1" r:id="rIdrcyl2fms4y7xf5tzr_0er">
         <w:r>
           <w:rPr>
             <w:rStyle w:val="Hyperlink"/>
@@ -945,7 +945,7 @@
       <w:r>
         <w:t xml:space="preserve"> — modifié — </w:t>
       </w:r>
-      <w:hyperlink w:history="1" r:id="rIdhpnb5fs5shz7cytebtw_2">
+      <w:hyperlink w:history="1" r:id="rIduzcya80ng9wyuqfvfiyvw">
         <w:r>
           <w:rPr>
             <w:rStyle w:val="Hyperlink"/>

--- a/docs/developpement/phases/word/PHASE_66_REMETTRE_LE_STOCK_A_ZERO_SUPPRIMER_UN_EVENEMENT_A_VENIR.docx
+++ b/docs/developpement/phases/word/PHASE_66_REMETTRE_LE_STOCK_A_ZERO_SUPPRIMER_UN_EVENEMENT_A_VENIR.docx
@@ -18,9 +18,9 @@
         <w:shd w:fill="F6F3FF" w:color="auto" w:val="clear"/>
       </w:pPr>
       <w:r>
-        <w:t xml:space="preserve">FlaiX Expert · dossier de développement · généré le 2026-10-23 depuis le dépôt </w:t>
-      </w:r>
-      <w:hyperlink w:history="1" r:id="rIdar8jgm4n4gazglsorc7a3">
+        <w:t xml:space="preserve">FlaiX Expert · dossier de développement · généré le 2026-10-24 depuis le dépôt </w:t>
+      </w:r>
+      <w:hyperlink w:history="1" r:id="rIdbz3saoevlwzvzpkvg1tmb">
         <w:r>
           <w:rPr>
             <w:rStyle w:val="Hyperlink"/>
@@ -564,7 +564,7 @@
           <w:numId w:val="2"/>
         </w:numPr>
       </w:pPr>
-      <w:hyperlink w:history="1" r:id="rId8szm2pe5clxdhgrodmjns">
+      <w:hyperlink w:history="1" r:id="rIdcgfcwex9ctdas5ynma2jc">
         <w:r>
           <w:rPr>
             <w:rStyle w:val="Hyperlink"/>
@@ -584,7 +584,7 @@
           <w:numId w:val="2"/>
         </w:numPr>
       </w:pPr>
-      <w:hyperlink w:history="1" r:id="rIdttn6onq6hwnetnzsa4wm3">
+      <w:hyperlink w:history="1" r:id="rIdq77iu2zd5whygchrf3-vj">
         <w:r>
           <w:rPr>
             <w:rStyle w:val="Hyperlink"/>
@@ -604,7 +604,7 @@
           <w:numId w:val="2"/>
         </w:numPr>
       </w:pPr>
-      <w:hyperlink w:history="1" r:id="rIdvi8ixc0tnx7ivob_jwspu">
+      <w:hyperlink w:history="1" r:id="rIdcc9-qhejrhxwmdiqe4xsa">
         <w:r>
           <w:rPr>
             <w:rStyle w:val="Hyperlink"/>
@@ -652,7 +652,7 @@
       <w:r>
         <w:t xml:space="preserve"> — créé — </w:t>
       </w:r>
-      <w:hyperlink w:history="1" r:id="rIdzfbkkn5oaq8kq9su65dee">
+      <w:hyperlink w:history="1" r:id="rIdv61moagbhg7kq_dyn2to9">
         <w:r>
           <w:rPr>
             <w:rStyle w:val="Hyperlink"/>
@@ -689,7 +689,7 @@
       <w:r>
         <w:t xml:space="preserve"> — créé — </w:t>
       </w:r>
-      <w:hyperlink w:history="1" r:id="rIdefnoou3vppzbms6zbf1g2">
+      <w:hyperlink w:history="1" r:id="rIdq5p_xomimqd5kptjyqwlw">
         <w:r>
           <w:rPr>
             <w:rStyle w:val="Hyperlink"/>
@@ -726,7 +726,7 @@
       <w:r>
         <w:t xml:space="preserve"> — modifié — </w:t>
       </w:r>
-      <w:hyperlink w:history="1" r:id="rIdtdnbt-gcfpqolw4dhupwc">
+      <w:hyperlink w:history="1" r:id="rIdwgfd-mpakwrjbxa9bnw1n">
         <w:r>
           <w:rPr>
             <w:rStyle w:val="Hyperlink"/>
@@ -763,7 +763,7 @@
       <w:r>
         <w:t xml:space="preserve"> — modifié — </w:t>
       </w:r>
-      <w:hyperlink w:history="1" r:id="rId9a5k6iuoe13ck2m1qpzxu">
+      <w:hyperlink w:history="1" r:id="rId2bia9lysiwq5lpt__nare">
         <w:r>
           <w:rPr>
             <w:rStyle w:val="Hyperlink"/>
@@ -792,7 +792,7 @@
       <w:r>
         <w:t xml:space="preserve"> — modifié — </w:t>
       </w:r>
-      <w:hyperlink w:history="1" r:id="rIdisjc9suj71w7tg1fv8k_i">
+      <w:hyperlink w:history="1" r:id="rIdxky1ca8q1qt9xa3arn5re">
         <w:r>
           <w:rPr>
             <w:rStyle w:val="Hyperlink"/>
@@ -821,7 +821,7 @@
       <w:r>
         <w:t xml:space="preserve"> — modifié — </w:t>
       </w:r>
-      <w:hyperlink w:history="1" r:id="rId8kldjb4fl6fz0sqhowwl7">
+      <w:hyperlink w:history="1" r:id="rIdihsjhs3krgpydubhn5yn8">
         <w:r>
           <w:rPr>
             <w:rStyle w:val="Hyperlink"/>
@@ -858,7 +858,7 @@
       <w:r>
         <w:t xml:space="preserve"> — modifié — </w:t>
       </w:r>
-      <w:hyperlink w:history="1" r:id="rIdifmbijnfpkbao8orfgj4v">
+      <w:hyperlink w:history="1" r:id="rIdhxe68_m3lxikffft99stl">
         <w:r>
           <w:rPr>
             <w:rStyle w:val="Hyperlink"/>
@@ -887,7 +887,7 @@
       <w:r>
         <w:t xml:space="preserve"> — créé — </w:t>
       </w:r>
-      <w:hyperlink w:history="1" r:id="rIdqmh-veyvh3ol47_v23y6z">
+      <w:hyperlink w:history="1" r:id="rIdxvhhh1qtyiw93ma6_s_bj">
         <w:r>
           <w:rPr>
             <w:rStyle w:val="Hyperlink"/>
@@ -916,7 +916,7 @@
       <w:r>
         <w:t xml:space="preserve"> — créé — </w:t>
       </w:r>
-      <w:hyperlink w:history="1" r:id="rIdrcyl2fms4y7xf5tzr_0er">
+      <w:hyperlink w:history="1" r:id="rIdngcaip2aj7jdoq-js0a9x">
         <w:r>
           <w:rPr>
             <w:rStyle w:val="Hyperlink"/>
@@ -945,7 +945,7 @@
       <w:r>
         <w:t xml:space="preserve"> — modifié — </w:t>
       </w:r>
-      <w:hyperlink w:history="1" r:id="rIduzcya80ng9wyuqfvfiyvw">
+      <w:hyperlink w:history="1" r:id="rIdsasclqpbjbtslcefzcpuv">
         <w:r>
           <w:rPr>
             <w:rStyle w:val="Hyperlink"/>

--- a/docs/developpement/phases/word/PHASE_66_REMETTRE_LE_STOCK_A_ZERO_SUPPRIMER_UN_EVENEMENT_A_VENIR.docx
+++ b/docs/developpement/phases/word/PHASE_66_REMETTRE_LE_STOCK_A_ZERO_SUPPRIMER_UN_EVENEMENT_A_VENIR.docx
@@ -18,9 +18,9 @@
         <w:shd w:fill="F6F3FF" w:color="auto" w:val="clear"/>
       </w:pPr>
       <w:r>
-        <w:t xml:space="preserve">FlaiX Expert · dossier de développement · généré le 2026-10-24 depuis le dépôt </w:t>
-      </w:r>
-      <w:hyperlink w:history="1" r:id="rIdbz3saoevlwzvzpkvg1tmb">
+        <w:t xml:space="preserve">FlaiX Expert · dossier de développement · généré le 2026-10-25 depuis le dépôt </w:t>
+      </w:r>
+      <w:hyperlink w:history="1" r:id="rIdy9dtp5_yaudke1d7aslba">
         <w:r>
           <w:rPr>
             <w:rStyle w:val="Hyperlink"/>
@@ -564,7 +564,7 @@
           <w:numId w:val="2"/>
         </w:numPr>
       </w:pPr>
-      <w:hyperlink w:history="1" r:id="rIdcgfcwex9ctdas5ynma2jc">
+      <w:hyperlink w:history="1" r:id="rIdcf4uos6bl_gcd-5osnvaa">
         <w:r>
           <w:rPr>
             <w:rStyle w:val="Hyperlink"/>
@@ -584,7 +584,7 @@
           <w:numId w:val="2"/>
         </w:numPr>
       </w:pPr>
-      <w:hyperlink w:history="1" r:id="rIdq77iu2zd5whygchrf3-vj">
+      <w:hyperlink w:history="1" r:id="rId7uldhdlf6ribsz39z8h7i">
         <w:r>
           <w:rPr>
             <w:rStyle w:val="Hyperlink"/>
@@ -604,7 +604,7 @@
           <w:numId w:val="2"/>
         </w:numPr>
       </w:pPr>
-      <w:hyperlink w:history="1" r:id="rIdcc9-qhejrhxwmdiqe4xsa">
+      <w:hyperlink w:history="1" r:id="rIdiyu1lp2w6cekohbldxfqu">
         <w:r>
           <w:rPr>
             <w:rStyle w:val="Hyperlink"/>
@@ -652,7 +652,7 @@
       <w:r>
         <w:t xml:space="preserve"> — créé — </w:t>
       </w:r>
-      <w:hyperlink w:history="1" r:id="rIdv61moagbhg7kq_dyn2to9">
+      <w:hyperlink w:history="1" r:id="rId2tkg7lprkmjbadxhf-oxe">
         <w:r>
           <w:rPr>
             <w:rStyle w:val="Hyperlink"/>
@@ -689,7 +689,7 @@
       <w:r>
         <w:t xml:space="preserve"> — créé — </w:t>
       </w:r>
-      <w:hyperlink w:history="1" r:id="rIdq5p_xomimqd5kptjyqwlw">
+      <w:hyperlink w:history="1" r:id="rId2_gvq6ppjn4hrbmf8cgqj">
         <w:r>
           <w:rPr>
             <w:rStyle w:val="Hyperlink"/>
@@ -726,7 +726,7 @@
       <w:r>
         <w:t xml:space="preserve"> — modifié — </w:t>
       </w:r>
-      <w:hyperlink w:history="1" r:id="rIdwgfd-mpakwrjbxa9bnw1n">
+      <w:hyperlink w:history="1" r:id="rIdzslt9croihof0g6znvx5w">
         <w:r>
           <w:rPr>
             <w:rStyle w:val="Hyperlink"/>
@@ -763,7 +763,7 @@
       <w:r>
         <w:t xml:space="preserve"> — modifié — </w:t>
       </w:r>
-      <w:hyperlink w:history="1" r:id="rId2bia9lysiwq5lpt__nare">
+      <w:hyperlink w:history="1" r:id="rIddvb99vnywniig0gg1fpcc">
         <w:r>
           <w:rPr>
             <w:rStyle w:val="Hyperlink"/>
@@ -792,7 +792,7 @@
       <w:r>
         <w:t xml:space="preserve"> — modifié — </w:t>
       </w:r>
-      <w:hyperlink w:history="1" r:id="rIdxky1ca8q1qt9xa3arn5re">
+      <w:hyperlink w:history="1" r:id="rId2couwynjskkhgjskeyexg">
         <w:r>
           <w:rPr>
             <w:rStyle w:val="Hyperlink"/>
@@ -821,7 +821,7 @@
       <w:r>
         <w:t xml:space="preserve"> — modifié — </w:t>
       </w:r>
-      <w:hyperlink w:history="1" r:id="rIdihsjhs3krgpydubhn5yn8">
+      <w:hyperlink w:history="1" r:id="rIdy0hfrisr2acuuy5lrva0h">
         <w:r>
           <w:rPr>
             <w:rStyle w:val="Hyperlink"/>
@@ -858,7 +858,7 @@
       <w:r>
         <w:t xml:space="preserve"> — modifié — </w:t>
       </w:r>
-      <w:hyperlink w:history="1" r:id="rIdhxe68_m3lxikffft99stl">
+      <w:hyperlink w:history="1" r:id="rIdn5u9wvifgtwjyaxeigw4r">
         <w:r>
           <w:rPr>
             <w:rStyle w:val="Hyperlink"/>
@@ -887,7 +887,7 @@
       <w:r>
         <w:t xml:space="preserve"> — créé — </w:t>
       </w:r>
-      <w:hyperlink w:history="1" r:id="rIdxvhhh1qtyiw93ma6_s_bj">
+      <w:hyperlink w:history="1" r:id="rIdbhhp-kj0nzy96seuutzla">
         <w:r>
           <w:rPr>
             <w:rStyle w:val="Hyperlink"/>
@@ -916,7 +916,7 @@
       <w:r>
         <w:t xml:space="preserve"> — créé — </w:t>
       </w:r>
-      <w:hyperlink w:history="1" r:id="rIdngcaip2aj7jdoq-js0a9x">
+      <w:hyperlink w:history="1" r:id="rIdjcwksahkztldp9mzmla1h">
         <w:r>
           <w:rPr>
             <w:rStyle w:val="Hyperlink"/>
@@ -945,7 +945,7 @@
       <w:r>
         <w:t xml:space="preserve"> — modifié — </w:t>
       </w:r>
-      <w:hyperlink w:history="1" r:id="rIdsasclqpbjbtslcefzcpuv">
+      <w:hyperlink w:history="1" r:id="rIdco-i0oaybposuam26nye6">
         <w:r>
           <w:rPr>
             <w:rStyle w:val="Hyperlink"/>

--- a/docs/developpement/phases/word/PHASE_66_REMETTRE_LE_STOCK_A_ZERO_SUPPRIMER_UN_EVENEMENT_A_VENIR.docx
+++ b/docs/developpement/phases/word/PHASE_66_REMETTRE_LE_STOCK_A_ZERO_SUPPRIMER_UN_EVENEMENT_A_VENIR.docx
@@ -20,7 +20,7 @@
       <w:r>
         <w:t xml:space="preserve">FlaiX Expert · dossier de développement · généré le 2026-10-25 depuis le dépôt </w:t>
       </w:r>
-      <w:hyperlink w:history="1" r:id="rIdy9dtp5_yaudke1d7aslba">
+      <w:hyperlink w:history="1" r:id="rIdevqp-6xghg70jkseytmk8">
         <w:r>
           <w:rPr>
             <w:rStyle w:val="Hyperlink"/>
@@ -564,7 +564,7 @@
           <w:numId w:val="2"/>
         </w:numPr>
       </w:pPr>
-      <w:hyperlink w:history="1" r:id="rIdcf4uos6bl_gcd-5osnvaa">
+      <w:hyperlink w:history="1" r:id="rIdj0ttzwpi-jdmvox2f7sen">
         <w:r>
           <w:rPr>
             <w:rStyle w:val="Hyperlink"/>
@@ -584,7 +584,7 @@
           <w:numId w:val="2"/>
         </w:numPr>
       </w:pPr>
-      <w:hyperlink w:history="1" r:id="rId7uldhdlf6ribsz39z8h7i">
+      <w:hyperlink w:history="1" r:id="rIdly1y2zzd0jvmnemloz9q6">
         <w:r>
           <w:rPr>
             <w:rStyle w:val="Hyperlink"/>
@@ -604,7 +604,7 @@
           <w:numId w:val="2"/>
         </w:numPr>
       </w:pPr>
-      <w:hyperlink w:history="1" r:id="rIdiyu1lp2w6cekohbldxfqu">
+      <w:hyperlink w:history="1" r:id="rId9e1jererkodyb2jwhtcbx">
         <w:r>
           <w:rPr>
             <w:rStyle w:val="Hyperlink"/>
@@ -652,7 +652,7 @@
       <w:r>
         <w:t xml:space="preserve"> — créé — </w:t>
       </w:r>
-      <w:hyperlink w:history="1" r:id="rId2tkg7lprkmjbadxhf-oxe">
+      <w:hyperlink w:history="1" r:id="rId0dk5yqv02iuc3gez9dehp">
         <w:r>
           <w:rPr>
             <w:rStyle w:val="Hyperlink"/>
@@ -689,7 +689,7 @@
       <w:r>
         <w:t xml:space="preserve"> — créé — </w:t>
       </w:r>
-      <w:hyperlink w:history="1" r:id="rId2_gvq6ppjn4hrbmf8cgqj">
+      <w:hyperlink w:history="1" r:id="rIdzmskvwlildsuwozn8ycud">
         <w:r>
           <w:rPr>
             <w:rStyle w:val="Hyperlink"/>
@@ -726,7 +726,7 @@
       <w:r>
         <w:t xml:space="preserve"> — modifié — </w:t>
       </w:r>
-      <w:hyperlink w:history="1" r:id="rIdzslt9croihof0g6znvx5w">
+      <w:hyperlink w:history="1" r:id="rIdey7zkdz8id4lxmsw5milq">
         <w:r>
           <w:rPr>
             <w:rStyle w:val="Hyperlink"/>
@@ -763,7 +763,7 @@
       <w:r>
         <w:t xml:space="preserve"> — modifié — </w:t>
       </w:r>
-      <w:hyperlink w:history="1" r:id="rIddvb99vnywniig0gg1fpcc">
+      <w:hyperlink w:history="1" r:id="rIdcuji2u2gjkndi7v-yxxpc">
         <w:r>
           <w:rPr>
             <w:rStyle w:val="Hyperlink"/>
@@ -792,7 +792,7 @@
       <w:r>
         <w:t xml:space="preserve"> — modifié — </w:t>
       </w:r>
-      <w:hyperlink w:history="1" r:id="rId2couwynjskkhgjskeyexg">
+      <w:hyperlink w:history="1" r:id="rIdqv-hx-rkrotikcbtago45">
         <w:r>
           <w:rPr>
             <w:rStyle w:val="Hyperlink"/>
@@ -821,7 +821,7 @@
       <w:r>
         <w:t xml:space="preserve"> — modifié — </w:t>
       </w:r>
-      <w:hyperlink w:history="1" r:id="rIdy0hfrisr2acuuy5lrva0h">
+      <w:hyperlink w:history="1" r:id="rIdhyr1c1dql2ybey4lgw7nb">
         <w:r>
           <w:rPr>
             <w:rStyle w:val="Hyperlink"/>
@@ -858,7 +858,7 @@
       <w:r>
         <w:t xml:space="preserve"> — modifié — </w:t>
       </w:r>
-      <w:hyperlink w:history="1" r:id="rIdn5u9wvifgtwjyaxeigw4r">
+      <w:hyperlink w:history="1" r:id="rIdirtgs1j45dz3kxbv8xgrj">
         <w:r>
           <w:rPr>
             <w:rStyle w:val="Hyperlink"/>
@@ -887,7 +887,7 @@
       <w:r>
         <w:t xml:space="preserve"> — créé — </w:t>
       </w:r>
-      <w:hyperlink w:history="1" r:id="rIdbhhp-kj0nzy96seuutzla">
+      <w:hyperlink w:history="1" r:id="rIdg_opihg6x3rp-_gsv89dm">
         <w:r>
           <w:rPr>
             <w:rStyle w:val="Hyperlink"/>
@@ -916,7 +916,7 @@
       <w:r>
         <w:t xml:space="preserve"> — créé — </w:t>
       </w:r>
-      <w:hyperlink w:history="1" r:id="rIdjcwksahkztldp9mzmla1h">
+      <w:hyperlink w:history="1" r:id="rIdytltitlmjgk5a0a-cc9qz">
         <w:r>
           <w:rPr>
             <w:rStyle w:val="Hyperlink"/>
@@ -945,7 +945,7 @@
       <w:r>
         <w:t xml:space="preserve"> — modifié — </w:t>
       </w:r>
-      <w:hyperlink w:history="1" r:id="rIdco-i0oaybposuam26nye6">
+      <w:hyperlink w:history="1" r:id="rIdb6spzlvhdhipuepfpte3w">
         <w:r>
           <w:rPr>
             <w:rStyle w:val="Hyperlink"/>

--- a/docs/developpement/phases/word/PHASE_66_REMETTRE_LE_STOCK_A_ZERO_SUPPRIMER_UN_EVENEMENT_A_VENIR.docx
+++ b/docs/developpement/phases/word/PHASE_66_REMETTRE_LE_STOCK_A_ZERO_SUPPRIMER_UN_EVENEMENT_A_VENIR.docx
@@ -20,7 +20,7 @@
       <w:r>
         <w:t xml:space="preserve">FlaiX Expert · dossier de développement · généré le 2026-10-25 depuis le dépôt </w:t>
       </w:r>
-      <w:hyperlink w:history="1" r:id="rIdevqp-6xghg70jkseytmk8">
+      <w:hyperlink w:history="1" r:id="rIdinv6hemsox2g646_wxp29">
         <w:r>
           <w:rPr>
             <w:rStyle w:val="Hyperlink"/>
@@ -564,7 +564,7 @@
           <w:numId w:val="2"/>
         </w:numPr>
       </w:pPr>
-      <w:hyperlink w:history="1" r:id="rIdj0ttzwpi-jdmvox2f7sen">
+      <w:hyperlink w:history="1" r:id="rId5d1qaszkg4jlaatere6gb">
         <w:r>
           <w:rPr>
             <w:rStyle w:val="Hyperlink"/>
@@ -584,7 +584,7 @@
           <w:numId w:val="2"/>
         </w:numPr>
       </w:pPr>
-      <w:hyperlink w:history="1" r:id="rIdly1y2zzd0jvmnemloz9q6">
+      <w:hyperlink w:history="1" r:id="rIdvjibtslwsrm7l2qr0eca2">
         <w:r>
           <w:rPr>
             <w:rStyle w:val="Hyperlink"/>
@@ -604,7 +604,7 @@
           <w:numId w:val="2"/>
         </w:numPr>
       </w:pPr>
-      <w:hyperlink w:history="1" r:id="rId9e1jererkodyb2jwhtcbx">
+      <w:hyperlink w:history="1" r:id="rIdz0j2tqj9_9zumwudpwbjb">
         <w:r>
           <w:rPr>
             <w:rStyle w:val="Hyperlink"/>
@@ -652,7 +652,7 @@
       <w:r>
         <w:t xml:space="preserve"> — créé — </w:t>
       </w:r>
-      <w:hyperlink w:history="1" r:id="rId0dk5yqv02iuc3gez9dehp">
+      <w:hyperlink w:history="1" r:id="rIdxxggo5y7gdtehvhgqkuyv">
         <w:r>
           <w:rPr>
             <w:rStyle w:val="Hyperlink"/>
@@ -689,7 +689,7 @@
       <w:r>
         <w:t xml:space="preserve"> — créé — </w:t>
       </w:r>
-      <w:hyperlink w:history="1" r:id="rIdzmskvwlildsuwozn8ycud">
+      <w:hyperlink w:history="1" r:id="rIdmjc7ds60--cxcn7dig_ql">
         <w:r>
           <w:rPr>
             <w:rStyle w:val="Hyperlink"/>
@@ -726,7 +726,7 @@
       <w:r>
         <w:t xml:space="preserve"> — modifié — </w:t>
       </w:r>
-      <w:hyperlink w:history="1" r:id="rIdey7zkdz8id4lxmsw5milq">
+      <w:hyperlink w:history="1" r:id="rIdiwgyflet-ws5qyf7u_gnt">
         <w:r>
           <w:rPr>
             <w:rStyle w:val="Hyperlink"/>
@@ -763,7 +763,7 @@
       <w:r>
         <w:t xml:space="preserve"> — modifié — </w:t>
       </w:r>
-      <w:hyperlink w:history="1" r:id="rIdcuji2u2gjkndi7v-yxxpc">
+      <w:hyperlink w:history="1" r:id="rId0agqrp5vereg_fg-atpwp">
         <w:r>
           <w:rPr>
             <w:rStyle w:val="Hyperlink"/>
@@ -792,7 +792,7 @@
       <w:r>
         <w:t xml:space="preserve"> — modifié — </w:t>
       </w:r>
-      <w:hyperlink w:history="1" r:id="rIdqv-hx-rkrotikcbtago45">
+      <w:hyperlink w:history="1" r:id="rIdhfqkp1shu0vlvifbuemn1">
         <w:r>
           <w:rPr>
             <w:rStyle w:val="Hyperlink"/>
@@ -821,7 +821,7 @@
       <w:r>
         <w:t xml:space="preserve"> — modifié — </w:t>
       </w:r>
-      <w:hyperlink w:history="1" r:id="rIdhyr1c1dql2ybey4lgw7nb">
+      <w:hyperlink w:history="1" r:id="rIdneyjk4z32e-gmpoyroi6f">
         <w:r>
           <w:rPr>
             <w:rStyle w:val="Hyperlink"/>
@@ -858,7 +858,7 @@
       <w:r>
         <w:t xml:space="preserve"> — modifié — </w:t>
       </w:r>
-      <w:hyperlink w:history="1" r:id="rIdirtgs1j45dz3kxbv8xgrj">
+      <w:hyperlink w:history="1" r:id="rId27a0a8w1rqgw0avtzypdg">
         <w:r>
           <w:rPr>
             <w:rStyle w:val="Hyperlink"/>
@@ -887,7 +887,7 @@
       <w:r>
         <w:t xml:space="preserve"> — créé — </w:t>
       </w:r>
-      <w:hyperlink w:history="1" r:id="rIdg_opihg6x3rp-_gsv89dm">
+      <w:hyperlink w:history="1" r:id="rIdchyfonk2oasoeqa8z0pe9">
         <w:r>
           <w:rPr>
             <w:rStyle w:val="Hyperlink"/>
@@ -916,7 +916,7 @@
       <w:r>
         <w:t xml:space="preserve"> — créé — </w:t>
       </w:r>
-      <w:hyperlink w:history="1" r:id="rIdytltitlmjgk5a0a-cc9qz">
+      <w:hyperlink w:history="1" r:id="rIdtxmt9paznrfakqjd1szq4">
         <w:r>
           <w:rPr>
             <w:rStyle w:val="Hyperlink"/>
@@ -945,7 +945,7 @@
       <w:r>
         <w:t xml:space="preserve"> — modifié — </w:t>
       </w:r>
-      <w:hyperlink w:history="1" r:id="rIdb6spzlvhdhipuepfpte3w">
+      <w:hyperlink w:history="1" r:id="rIddjukl7og6d7hmlzuofk9e">
         <w:r>
           <w:rPr>
             <w:rStyle w:val="Hyperlink"/>
